--- a/Week 3/Week 3 Report.docx
+++ b/Week 3/Week 3 Report.docx
@@ -2862,31 +2862,13 @@
         <w:rPr>
           <w:color w:val="0D0D0D" w:themeColor="text1" w:themeTint="F2"/>
         </w:rPr>
-        <w:t>6. Data Consistency Note</w:t>
+        <w:t>6</w:t>
       </w:r>
-    </w:p>
-    <w:p>
-      <w:r>
-        <w:t>The supplied Week 3 cleaning notebook and the supplied cleaned CSV are not identical in their observable final state. The notebook describes a workflow that checks missing values, applies categorical/absence handling, uses median/mode imputation for remaining gaps, and keeps potential outliers unless clearly invalid. However, the supplied cleaned CSV still contains 15,066 missing cells. It also contains 2,930 rows compared with 3,130 rows in the original file, with 200 exact duplicates removed. Because the report is based on the actual supplied before-and-after files, these figures are reported as they appear rather than being silently reconciled with the notebook's intended workflow.</w:t>
-      </w:r>
-    </w:p>
-    <w:p>
-      <w:r>
-        <w:t>For submission, it would be best to make the final cleaned CSV and the Week 3 notebook agree on the exact cleaning steps and final row/missing-value counts. This avoids a reviewer seeing one result in the notebook and a different result in the saved dataset.</w:t>
-      </w:r>
-    </w:p>
-    <w:p>
-      <w:pPr>
-        <w:pStyle w:val="Heading1"/>
-        <w:rPr>
-          <w:color w:val="0D0D0D" w:themeColor="text1" w:themeTint="F2"/>
-        </w:rPr>
-      </w:pPr>
       <w:r>
         <w:rPr>
           <w:color w:val="0D0D0D" w:themeColor="text1" w:themeTint="F2"/>
         </w:rPr>
-        <w:t>7. Conclusion</w:t>
+        <w:t>. Conclusion</w:t>
       </w:r>
     </w:p>
     <w:p>
